--- a/5.人员管理/2.运行记录类文件/050203-2025年度人员管理总结报告.docx
+++ b/5.人员管理/2.运行记录类文件/050203-2025年度人员管理总结报告.docx
@@ -4029,8 +4029,8 @@
         <w:widowControl w:val="0"/>
       </w:pPr>
       <w:bookmarkStart w:id="10" w:name="_Toc462056944"/>
-      <w:bookmarkStart w:id="11" w:name="_Toc20535"/>
-      <w:bookmarkStart w:id="12" w:name="_Toc460590613"/>
+      <w:bookmarkStart w:id="11" w:name="_Toc460590613"/>
+      <w:bookmarkStart w:id="12" w:name="_Toc20535"/>
       <w:r>
         <w:rPr>
           <w:rFonts w:hint="eastAsia"/>
@@ -4185,8 +4185,8 @@
                 <w:lang w:eastAsia="zh-CN"/>
               </w:rPr>
             </w:pPr>
-            <w:bookmarkStart w:id="13" w:name="_Toc460590614"/>
-            <w:bookmarkStart w:id="14" w:name="_Toc462056945"/>
+            <w:bookmarkStart w:id="13" w:name="_Toc462056945"/>
+            <w:bookmarkStart w:id="14" w:name="_Toc460590614"/>
             <w:r>
               <w:rPr>
                 <w:rFonts w:hint="eastAsia" w:ascii="宋体" w:hAnsi="宋体" w:cs="宋体"/>
@@ -12542,7 +12542,6 @@
         </w:tc>
       </w:tr>
     </w:tbl>
-    <w:p/>
     <w:p>
       <w:pPr>
         <w:pStyle w:val="52"/>
@@ -12583,7 +12582,7 @@
           <w:rFonts w:hint="eastAsia"/>
           <w:lang w:val="en-US" w:eastAsia="zh-CN"/>
         </w:rPr>
-        <w:t>第四季度没有进行人员备份</w:t>
+        <w:t>第四季度没有进行人员备份。</w:t>
       </w:r>
       <w:bookmarkStart w:id="18" w:name="_GoBack"/>
       <w:bookmarkEnd w:id="18"/>
